--- a/generated/docx/fd9edb8b5780.docx
+++ b/generated/docx/fd9edb8b5780.docx
@@ -6,71 +6,68 @@
       <w:pPr>
         <w:pStyle w:val="Title"/>
         <w:bidi/>
-      </w:pPr>
-      <w:r>
-        <w:rPr>
+        <w:jc w:val="right"/>
+      </w:pPr>
+      <w:r>
+        <w:rPr>
+          <w:rFonts w:cs="Tahoma" w:ascii="Tahoma" w:hAnsi="Tahoma"/>
           <w:rtl/>
         </w:rPr>
         <w:t xml:space="preserve">مثل</w:t>
       </w:r>
       <w:r>
         <w:rPr>
+          <w:rFonts w:cs="Tahoma" w:ascii="Tahoma" w:hAnsi="Tahoma"/>
           <w:rtl/>
         </w:rPr>
         <w:t xml:space="preserve"> </w:t>
       </w:r>
       <w:r>
         <w:rPr>
+          <w:rFonts w:cs="Tahoma" w:ascii="Tahoma" w:hAnsi="Tahoma"/>
           <w:rtl/>
         </w:rPr>
         <w:t xml:space="preserve">یک</w:t>
       </w:r>
       <w:r>
         <w:rPr>
+          <w:rFonts w:cs="Tahoma" w:ascii="Tahoma" w:hAnsi="Tahoma"/>
           <w:rtl/>
         </w:rPr>
         <w:t xml:space="preserve"> </w:t>
       </w:r>
       <w:r>
         <w:rPr>
+          <w:rFonts w:cs="Tahoma" w:ascii="Tahoma" w:hAnsi="Tahoma"/>
           <w:rtl/>
         </w:rPr>
         <w:t xml:space="preserve">عکس</w:t>
       </w:r>
       <w:r>
         <w:rPr>
+          <w:rFonts w:cs="Tahoma" w:ascii="Tahoma" w:hAnsi="Tahoma"/>
           <w:rtl/>
         </w:rPr>
         <w:t xml:space="preserve"> </w:t>
       </w:r>
       <w:r>
         <w:rPr>
+          <w:rFonts w:cs="Tahoma" w:ascii="Tahoma" w:hAnsi="Tahoma"/>
           <w:rtl/>
         </w:rPr>
         <w:t xml:space="preserve">ساده</w:t>
       </w:r>
     </w:p>
-    <w:bookmarkStart w:id="26" w:name="Xf218062ae6e2c708e7936d26700ba723c5f9a70"/>
-    <w:p>
-      <w:pPr>
-        <w:pStyle w:val="Heading1"/>
-        <w:bidi/>
-      </w:pPr>
-      <w:r>
-        <w:rPr>
-          <w:rtl/>
-        </w:rPr>
-        <w:t xml:space="preserve">سالن ضرورت جهاد تبیین | ایستگاه اول — مثل یک عکس ساده</w:t>
-      </w:r>
-    </w:p>
     <w:bookmarkStart w:id="20" w:name="الف.-متن-روی-تابلو-تابلوی-کمینه"/>
     <w:p>
       <w:pPr>
         <w:pStyle w:val="Heading2"/>
         <w:bidi/>
-      </w:pPr>
-      <w:r>
-        <w:rPr>
+        <w:jc w:val="right"/>
+      </w:pPr>
+      <w:r>
+        <w:rPr>
+          <w:rFonts w:cs="Tahoma" w:ascii="Tahoma" w:hAnsi="Tahoma"/>
           <w:rtl/>
         </w:rPr>
         <w:t xml:space="preserve">الف. متن روی تابلو (تابلوی کمینه)</w:t>
@@ -79,9 +76,11 @@
     <w:p>
       <w:pPr>
         <w:bidi/>
-      </w:pPr>
-      <w:r>
-        <w:rPr>
+        <w:jc w:val="both"/>
+      </w:pPr>
+      <w:r>
+        <w:rPr>
+          <w:rFonts w:cs="Tahoma" w:ascii="Tahoma" w:hAnsi="Tahoma"/>
           <w:rtl/>
           <w:bCs/>
           <w:b/>
@@ -90,12 +89,14 @@
       </w:r>
       <w:r>
         <w:rPr>
+          <w:rFonts w:cs="Tahoma" w:ascii="Tahoma" w:hAnsi="Tahoma"/>
           <w:rtl/>
         </w:rPr>
         <w:t xml:space="preserve"> </w:t>
       </w:r>
       <w:r>
         <w:rPr>
+          <w:rFonts w:cs="Tahoma" w:ascii="Tahoma" w:hAnsi="Tahoma"/>
           <w:rtl/>
         </w:rPr>
         <w:t xml:space="preserve">مثلِ یک عکسِ ساده</w:t>
@@ -104,9 +105,11 @@
     <w:p>
       <w:pPr>
         <w:bidi/>
-      </w:pPr>
-      <w:r>
-        <w:rPr>
+        <w:jc w:val="right"/>
+      </w:pPr>
+      <w:r>
+        <w:rPr>
+          <w:rFonts w:cs="Tahoma" w:ascii="Tahoma" w:hAnsi="Tahoma"/>
           <w:rtl/>
           <w:bCs/>
           <w:b/>
@@ -115,24 +118,28 @@
       </w:r>
       <w:r>
         <w:rPr>
+          <w:rFonts w:cs="Tahoma" w:ascii="Tahoma" w:hAnsi="Tahoma"/>
           <w:rtl/>
         </w:rPr>
         <w:t xml:space="preserve"> </w:t>
       </w:r>
       <w:r>
         <w:rPr>
-          <w:rtl/>
-        </w:rPr>
-        <w:t xml:space="preserve">جهاد تبیین ★فریضه‌ای قطعی و فوری★ است</w:t>
-      </w:r>
-      <w:r>
-        <w:rPr>
-          <w:rtl/>
-        </w:rPr>
-        <w:t xml:space="preserve"> </w:t>
-      </w:r>
-      <w:r>
-        <w:rPr>
+          <w:rFonts w:cs="Tahoma" w:ascii="Tahoma" w:hAnsi="Tahoma"/>
+          <w:rtl/>
+        </w:rPr>
+        <w:t xml:space="preserve">جهاد تبیین فریضه‌ای قطعی و فوری است</w:t>
+      </w:r>
+      <w:r>
+        <w:rPr>
+          <w:rFonts w:cs="Tahoma" w:ascii="Tahoma" w:hAnsi="Tahoma"/>
+          <w:rtl/>
+        </w:rPr>
+        <w:br/>
+      </w:r>
+      <w:r>
+        <w:rPr>
+          <w:rFonts w:cs="Tahoma" w:ascii="Tahoma" w:hAnsi="Tahoma"/>
           <w:rtl/>
           <w:bCs/>
           <w:b/>
@@ -141,24 +148,28 @@
       </w:r>
       <w:r>
         <w:rPr>
+          <w:rFonts w:cs="Tahoma" w:ascii="Tahoma" w:hAnsi="Tahoma"/>
           <w:rtl/>
         </w:rPr>
         <w:t xml:space="preserve"> </w:t>
       </w:r>
       <w:r>
         <w:rPr>
+          <w:rFonts w:cs="Tahoma" w:ascii="Tahoma" w:hAnsi="Tahoma"/>
           <w:rtl/>
         </w:rPr>
         <w:t xml:space="preserve">۱۹ بهمن ۱۴۰۰</w:t>
       </w:r>
       <w:r>
         <w:rPr>
-          <w:rtl/>
-        </w:rPr>
-        <w:t xml:space="preserve"> </w:t>
-      </w:r>
-      <w:r>
-        <w:rPr>
+          <w:rFonts w:cs="Tahoma" w:ascii="Tahoma" w:hAnsi="Tahoma"/>
+          <w:rtl/>
+        </w:rPr>
+        <w:br/>
+      </w:r>
+      <w:r>
+        <w:rPr>
+          <w:rFonts w:cs="Tahoma" w:ascii="Tahoma" w:hAnsi="Tahoma"/>
           <w:rtl/>
         </w:rPr>
         <w:t xml:space="preserve">امام شهید (رضوان‌الله‌علیه)</w:t>
@@ -167,9 +178,11 @@
     <w:p>
       <w:pPr>
         <w:bidi/>
-      </w:pPr>
-      <w:r>
-        <w:rPr>
+        <w:jc w:val="right"/>
+      </w:pPr>
+      <w:r>
+        <w:rPr>
+          <w:rFonts w:cs="Tahoma" w:ascii="Tahoma" w:hAnsi="Tahoma"/>
           <w:rtl/>
           <w:bCs/>
           <w:b/>
@@ -178,12 +191,14 @@
       </w:r>
       <w:r>
         <w:rPr>
-          <w:rtl/>
-        </w:rPr>
-        <w:t xml:space="preserve"> </w:t>
-      </w:r>
-      <w:r>
-        <w:rPr>
+          <w:rFonts w:cs="Tahoma" w:ascii="Tahoma" w:hAnsi="Tahoma"/>
+          <w:rtl/>
+        </w:rPr>
+        <w:br/>
+      </w:r>
+      <w:r>
+        <w:rPr>
+          <w:rFonts w:cs="Tahoma" w:ascii="Tahoma" w:hAnsi="Tahoma"/>
           <w:rtl/>
         </w:rPr>
         <w:t xml:space="preserve">یک عکس بود، همین؛ اما بیعت همافران در ۱۹ بهمن ۵۷ را ماندگار کرد. تبیین همین است: رساندن حقیقت، پیش از آنکه فراموش یا وارونه شود. امام شهید (رضوان‌الله‌علیه) آن را فریضه خواند: قطعی، یعنی کسی معاف نیست؛ فوری، یعنی تأخیر برنمی‌دارد. این تکلیف همهٔ ماست و از دست همه برمی‌آید. حرف نو در هفت قدم کمکمان می‌کند تا وارد این میدان شویم.</w:t>
@@ -192,9 +207,11 @@
     <w:p>
       <w:pPr>
         <w:bidi/>
-      </w:pPr>
-      <w:r>
-        <w:rPr>
+        <w:jc w:val="right"/>
+      </w:pPr>
+      <w:r>
+        <w:rPr>
+          <w:rFonts w:cs="Tahoma" w:ascii="Tahoma" w:hAnsi="Tahoma"/>
           <w:rtl/>
           <w:bCs/>
           <w:b/>
@@ -203,12 +220,14 @@
       </w:r>
       <w:r>
         <w:rPr>
-          <w:rtl/>
-        </w:rPr>
-        <w:t xml:space="preserve"> </w:t>
-      </w:r>
-      <w:r>
-        <w:rPr>
+          <w:rFonts w:cs="Tahoma" w:ascii="Tahoma" w:hAnsi="Tahoma"/>
+          <w:rtl/>
+        </w:rPr>
+        <w:br/>
+      </w:r>
+      <w:r>
+        <w:rPr>
+          <w:rFonts w:cs="Tahoma" w:ascii="Tahoma" w:hAnsi="Tahoma"/>
           <w:rtl/>
         </w:rPr>
         <w:t xml:space="preserve">۱ باور می‌کنیم | ۲ رها می‌شویم | ۳ مجهز می‌شویم | ۴ حرفه‌ای می‌شویم | ۵ الگو می‌گیریم | ۶ وصل می‌شویم | ۷ شروع می‌کنیم</w:t>
@@ -217,9 +236,11 @@
     <w:p>
       <w:pPr>
         <w:bidi/>
-      </w:pPr>
-      <w:r>
-        <w:rPr>
+        <w:jc w:val="right"/>
+      </w:pPr>
+      <w:r>
+        <w:rPr>
+          <w:rFonts w:cs="Tahoma" w:ascii="Tahoma" w:hAnsi="Tahoma"/>
           <w:rtl/>
           <w:bCs/>
           <w:b/>
@@ -228,24 +249,28 @@
       </w:r>
       <w:r>
         <w:rPr>
-          <w:rtl/>
-        </w:rPr>
-        <w:t xml:space="preserve"> </w:t>
-      </w:r>
-      <w:r>
-        <w:rPr>
+          <w:rFonts w:cs="Tahoma" w:ascii="Tahoma" w:hAnsi="Tahoma"/>
+          <w:rtl/>
+        </w:rPr>
+        <w:br/>
+      </w:r>
+      <w:r>
+        <w:rPr>
+          <w:rFonts w:cs="Tahoma" w:ascii="Tahoma" w:hAnsi="Tahoma"/>
           <w:rtl/>
         </w:rPr>
         <w:t xml:space="preserve">QR: harf-no.ir/zarurat/aks-sade</w:t>
       </w:r>
       <w:r>
         <w:rPr>
-          <w:rtl/>
-        </w:rPr>
-        <w:t xml:space="preserve"> </w:t>
-      </w:r>
-      <w:r>
-        <w:rPr>
+          <w:rFonts w:cs="Tahoma" w:ascii="Tahoma" w:hAnsi="Tahoma"/>
+          <w:rtl/>
+        </w:rPr>
+        <w:br/>
+      </w:r>
+      <w:r>
+        <w:rPr>
+          <w:rFonts w:cs="Tahoma" w:ascii="Tahoma" w:hAnsi="Tahoma"/>
           <w:rtl/>
           <w:bCs/>
           <w:b/>
@@ -254,24 +279,28 @@
       </w:r>
       <w:r>
         <w:rPr>
-          <w:rtl/>
-        </w:rPr>
-        <w:t xml:space="preserve"> </w:t>
-      </w:r>
-      <w:r>
-        <w:rPr>
+          <w:rFonts w:cs="Tahoma" w:ascii="Tahoma" w:hAnsi="Tahoma"/>
+          <w:rtl/>
+        </w:rPr>
+        <w:br/>
+      </w:r>
+      <w:r>
+        <w:rPr>
+          <w:rFonts w:cs="Tahoma" w:ascii="Tahoma" w:hAnsi="Tahoma"/>
           <w:rtl/>
         </w:rPr>
         <w:t xml:space="preserve">شرح کامل ماجرای عکس ۱۹ بهمن و هفت قدم حرف نو را ببینید، متن جزوه را بخوانید و طرح باکیفیت را دریافت کنید.</w:t>
       </w:r>
       <w:r>
         <w:rPr>
-          <w:rtl/>
-        </w:rPr>
-        <w:t xml:space="preserve"> </w:t>
-      </w:r>
-      <w:r>
-        <w:rPr>
+          <w:rFonts w:cs="Tahoma" w:ascii="Tahoma" w:hAnsi="Tahoma"/>
+          <w:rtl/>
+        </w:rPr>
+        <w:br/>
+      </w:r>
+      <w:r>
+        <w:rPr>
+          <w:rFonts w:cs="Tahoma" w:ascii="Tahoma" w:hAnsi="Tahoma"/>
           <w:rtl/>
           <w:bCs/>
           <w:b/>
@@ -280,12 +309,14 @@
       </w:r>
       <w:r>
         <w:rPr>
-          <w:rtl/>
-        </w:rPr>
-        <w:t xml:space="preserve"> </w:t>
-      </w:r>
-      <w:r>
-        <w:rPr>
+          <w:rFonts w:cs="Tahoma" w:ascii="Tahoma" w:hAnsi="Tahoma"/>
+          <w:rtl/>
+        </w:rPr>
+        <w:br/>
+      </w:r>
+      <w:r>
+        <w:rPr>
+          <w:rFonts w:cs="Tahoma" w:ascii="Tahoma" w:hAnsi="Tahoma"/>
           <w:rtl/>
         </w:rPr>
         <w:t xml:space="preserve">harf-no.ir/zarurat/aks-sade</w:t>
@@ -294,9 +325,11 @@
     <w:p>
       <w:pPr>
         <w:bidi/>
-      </w:pPr>
-      <w:r>
-        <w:rPr>
+        <w:jc w:val="right"/>
+      </w:pPr>
+      <w:r>
+        <w:rPr>
+          <w:rFonts w:cs="Tahoma" w:ascii="Tahoma" w:hAnsi="Tahoma"/>
           <w:rtl/>
           <w:bCs/>
           <w:b/>
@@ -305,31 +338,43 @@
       </w:r>
       <w:r>
         <w:rPr>
+          <w:rFonts w:cs="Tahoma" w:ascii="Tahoma" w:hAnsi="Tahoma"/>
           <w:rtl/>
         </w:rPr>
         <w:t xml:space="preserve"> </w:t>
       </w:r>
       <w:r>
         <w:rPr>
+          <w:rFonts w:cs="Tahoma" w:ascii="Tahoma" w:hAnsi="Tahoma"/>
           <w:rtl/>
         </w:rPr>
         <w:t xml:space="preserve">روایت یک حکم بی‌سابقه</w:t>
       </w:r>
       <w:r>
         <w:rPr>
-          <w:rtl/>
-        </w:rPr>
-        <w:t xml:space="preserve"> </w:t>
-      </w:r>
-      <w:r>
-        <w:rPr>
+          <w:rFonts w:cs="Tahoma" w:ascii="Tahoma" w:hAnsi="Tahoma"/>
+          <w:rtl/>
+        </w:rPr>
+        <w:br/>
+      </w:r>
+      <w:r>
+        <w:rPr>
+          <w:rFonts w:cs="Tahoma" w:ascii="Tahoma" w:hAnsi="Tahoma"/>
           <w:rtl/>
         </w:rPr>
         <w:t xml:space="preserve">حکم را شنیدیم؛ اما امام شهید ضرورت آن را چگونه و چند بار روایت کرد؟</w:t>
       </w:r>
     </w:p>
     <w:p>
-      <w:r>
+      <w:pPr>
+        <w:bidi/>
+        <w:jc w:val="both"/>
+      </w:pPr>
+      <w:r>
+        <w:rPr>
+          <w:rFonts w:cs="Tahoma" w:ascii="Tahoma" w:hAnsi="Tahoma"/>
+          <w:rtl/>
+        </w:rPr>
         <w:pict>
           <v:rect style="width:0;height:1.5pt" o:hralign="center" o:hrstd="t" o:hr="t"/>
         </w:pict>
@@ -341,9 +386,11 @@
       <w:pPr>
         <w:pStyle w:val="Heading2"/>
         <w:bidi/>
-      </w:pPr>
-      <w:r>
-        <w:rPr>
+        <w:jc w:val="right"/>
+      </w:pPr>
+      <w:r>
+        <w:rPr>
+          <w:rFonts w:cs="Tahoma" w:ascii="Tahoma" w:hAnsi="Tahoma"/>
           <w:rtl/>
         </w:rPr>
         <w:t xml:space="preserve">ب. روایت (برای سایت، جزوه و راوی)</w:t>
@@ -354,9 +401,11 @@
       <w:pPr>
         <w:pStyle w:val="Heading3"/>
         <w:bidi/>
-      </w:pPr>
-      <w:r>
-        <w:rPr>
+        <w:jc w:val="right"/>
+      </w:pPr>
+      <w:r>
+        <w:rPr>
+          <w:rFonts w:cs="Tahoma" w:ascii="Tahoma" w:hAnsi="Tahoma"/>
           <w:rtl/>
         </w:rPr>
         <w:t xml:space="preserve">مثلِ یک عکسِ ساده</w:t>
@@ -367,9 +416,11 @@
       <w:pPr>
         <w:pStyle w:val="Heading4"/>
         <w:bidi/>
-      </w:pPr>
-      <w:r>
-        <w:rPr>
+        <w:jc w:val="right"/>
+      </w:pPr>
+      <w:r>
+        <w:rPr>
+          <w:rFonts w:cs="Tahoma" w:ascii="Tahoma" w:hAnsi="Tahoma"/>
           <w:rtl/>
         </w:rPr>
         <w:t xml:space="preserve">جهاد تبیین، فریضه‌ای قطعی و فوری است</w:t>
@@ -378,9 +429,11 @@
     <w:p>
       <w:pPr>
         <w:bidi/>
-      </w:pPr>
-      <w:r>
-        <w:rPr>
+        <w:jc w:val="both"/>
+      </w:pPr>
+      <w:r>
+        <w:rPr>
+          <w:rFonts w:cs="Tahoma" w:ascii="Tahoma" w:hAnsi="Tahoma"/>
           <w:rtl/>
         </w:rPr>
         <w:t xml:space="preserve">۱۹ بهمن ۵۷، همافران نیروی هوایی نزد امام رفتند و بیعت کردند. آن روز کسی گمان نمی‌کرد ارتش ـ آن هم نیرویی که آمریکایی‌ها بیش از همه رویش سرمایه‌گذاری کرده بودند ـ به انقلاب بپیوندد؛ رژیم از جایی ضربه خورد که هرگز محاسبه نمی‌کرد. اما آنچه آن روز را ماندگار کرد، خود بیعت نبود؛ یک عکس بود، همین. به تعبیر امام شهید (رضوان‌الله‌علیه)، اگر آن کار تبیینی انجام نمی‌گرفت، این حادثه «نه این‌جور ماندگار می‌شد، نه اثرگذار» و یکی از حوادث فراوانی می‌شد که اتفاق می‌افتد و فراموش می‌شود. اما «به برکت یک کار محدود و کوچک رسانه‌ای»، آن بیعت تاریخ‌ساز شد.</w:t>
@@ -389,9 +442,11 @@
     <w:p>
       <w:pPr>
         <w:bidi/>
-      </w:pPr>
-      <w:r>
-        <w:rPr>
+        <w:jc w:val="both"/>
+      </w:pPr>
+      <w:r>
+        <w:rPr>
+          <w:rFonts w:cs="Tahoma" w:ascii="Tahoma" w:hAnsi="Tahoma"/>
           <w:rtl/>
         </w:rPr>
         <w:t xml:space="preserve">چهل‌وسه سال بعد، در سالگرد همان بیعت ـ ۱۹ بهمن ۱۴۰۰ ـ و در دیدار با فرماندهان و کارکنان نیروی هوایی و پدافند هوایی ارتش، امام شهید همین ماجرا را یادآوری فرمود و از دل آن، حکمی بی‌سابقه صادر شد:</w:t>
@@ -400,9 +455,11 @@
     <w:p>
       <w:pPr>
         <w:bidi/>
-      </w:pPr>
-      <w:r>
-        <w:rPr>
+        <w:jc w:val="both"/>
+      </w:pPr>
+      <w:r>
+        <w:rPr>
+          <w:rFonts w:cs="Tahoma" w:ascii="Tahoma" w:hAnsi="Tahoma"/>
           <w:rtl/>
         </w:rPr>
         <w:t xml:space="preserve">«جهاد تبیین یک فریضهٔ قطعی و یک فریضهٔ فوری است و هر کسی که می‌تواند باید اقدام کند.»</w:t>
@@ -411,9 +468,11 @@
     <w:p>
       <w:pPr>
         <w:bidi/>
-      </w:pPr>
-      <w:r>
-        <w:rPr>
+        <w:jc w:val="both"/>
+      </w:pPr>
+      <w:r>
+        <w:rPr>
+          <w:rFonts w:cs="Tahoma" w:ascii="Tahoma" w:hAnsi="Tahoma"/>
           <w:rtl/>
         </w:rPr>
         <w:t xml:space="preserve">قطعی، یعنی کسی معاف نیست؛ فوری، یعنی تأخیر برنمی‌دارد. حرف به‌موقع می‌نشیند و همان حرف، اگر دیر گفته شود، بی‌اثر است.</w:t>
@@ -422,9 +481,11 @@
     <w:p>
       <w:pPr>
         <w:bidi/>
-      </w:pPr>
-      <w:r>
-        <w:rPr>
+        <w:jc w:val="both"/>
+      </w:pPr>
+      <w:r>
+        <w:rPr>
+          <w:rFonts w:cs="Tahoma" w:ascii="Tahoma" w:hAnsi="Tahoma"/>
           <w:rtl/>
         </w:rPr>
         <w:t xml:space="preserve">چرا چنین حکمی؟ چون میدان عوض شده است. به فرمودهٔ ایشان در همان دیدار، امکانات رسانه‌ای نسبت به آن روز «شاید هزارها برابر» شده و اهمیت ماجرا هم به همان اندازه بالا رفته است. دشمنان با «دروغ‌هایی که نشسته‌اند و روی آن کار کرده‌اند» حقیقت را می‌پوشانند، چهرهٔ طاغوت را بزک می‌کنند و «یک نقطه‌ضعف کوچک را صد برابر بزرگ می‌کنند و نشان می‌دهند». تبیین پاسخ همین است: رساندن حقیقت، پیش از آنکه فراموش یا وارونه شود.</w:t>
@@ -433,9 +494,11 @@
     <w:p>
       <w:pPr>
         <w:bidi/>
-      </w:pPr>
-      <w:r>
-        <w:rPr>
+        <w:jc w:val="both"/>
+      </w:pPr>
+      <w:r>
+        <w:rPr>
+          <w:rFonts w:cs="Tahoma" w:ascii="Tahoma" w:hAnsi="Tahoma"/>
           <w:rtl/>
         </w:rPr>
         <w:t xml:space="preserve">این تکلیف، تکلیف همهٔ ماست؛ و مثل همان عکس، از دست همه برمی‌آید.</w:t>
@@ -444,16 +507,26 @@
     <w:p>
       <w:pPr>
         <w:bidi/>
-      </w:pPr>
-      <w:r>
-        <w:rPr>
+        <w:jc w:val="both"/>
+      </w:pPr>
+      <w:r>
+        <w:rPr>
+          <w:rFonts w:cs="Tahoma" w:ascii="Tahoma" w:hAnsi="Tahoma"/>
           <w:rtl/>
         </w:rPr>
         <w:t xml:space="preserve">اما از کجا شروع کنیم؟</w:t>
       </w:r>
     </w:p>
     <w:p>
-      <w:r>
+      <w:pPr>
+        <w:bidi/>
+        <w:jc w:val="both"/>
+      </w:pPr>
+      <w:r>
+        <w:rPr>
+          <w:rFonts w:cs="Tahoma" w:ascii="Tahoma" w:hAnsi="Tahoma"/>
+          <w:rtl/>
+        </w:rPr>
         <w:pict>
           <v:rect style="width:0;height:1.5pt" o:hralign="center" o:hrstd="t" o:hr="t"/>
         </w:pict>
@@ -466,9 +539,11 @@
       <w:pPr>
         <w:pStyle w:val="Heading3"/>
         <w:bidi/>
-      </w:pPr>
-      <w:r>
-        <w:rPr>
+        <w:jc w:val="right"/>
+      </w:pPr>
+      <w:r>
+        <w:rPr>
+          <w:rFonts w:cs="Tahoma" w:ascii="Tahoma" w:hAnsi="Tahoma"/>
           <w:rtl/>
         </w:rPr>
         <w:t xml:space="preserve">و اما حرف نو</w:t>
@@ -477,9 +552,11 @@
     <w:p>
       <w:pPr>
         <w:bidi/>
-      </w:pPr>
-      <w:r>
-        <w:rPr>
+        <w:jc w:val="both"/>
+      </w:pPr>
+      <w:r>
+        <w:rPr>
+          <w:rFonts w:cs="Tahoma" w:ascii="Tahoma" w:hAnsi="Tahoma"/>
           <w:rtl/>
         </w:rPr>
         <w:t xml:space="preserve">حکم روشن است؛ اما میان پذیرفتن یک تکلیف و برخاستن برای آن فاصله‌ای هست. بسیاری از ما این حکم را شنیده‌ایم، تصدیق هم کرده‌ایم و همان‌جا مانده‌ایم. ما هم همین‌جا مانده بودیم؛ پس پرسیدیم چرا.</w:t>
@@ -488,21 +565,25 @@
     <w:p>
       <w:pPr>
         <w:bidi/>
-      </w:pPr>
-      <w:r>
-        <w:rPr>
+        <w:jc w:val="both"/>
+      </w:pPr>
+      <w:r>
+        <w:rPr>
+          <w:rFonts w:cs="Tahoma" w:ascii="Tahoma" w:hAnsi="Tahoma"/>
           <w:rtl/>
         </w:rPr>
         <w:t xml:space="preserve">از بیش از دویست اندیشمند جبههٔ انقلاب پرسیدیم: چرا حتی فعالان مذهبی هم وارد جهاد تبیین نمی‌شوند؟ هر کس از زاویه‌ای پاسخ داد؛ اما وقتی همهٔ پاسخ‌ها کنار هم نشست، یک تصویر از دلشان بیرون آمد: هر کس بخواهد وارد شود، اثر بگذارد و بماند،</w:t>
       </w:r>
       <w:r>
         <w:rPr>
+          <w:rFonts w:cs="Tahoma" w:ascii="Tahoma" w:hAnsi="Tahoma"/>
           <w:rtl/>
         </w:rPr>
         <w:t xml:space="preserve"> </w:t>
       </w:r>
       <w:r>
         <w:rPr>
+          <w:rFonts w:cs="Tahoma" w:ascii="Tahoma" w:hAnsi="Tahoma"/>
           <w:rtl/>
           <w:bCs/>
           <w:b/>
@@ -511,12 +592,14 @@
       </w:r>
       <w:r>
         <w:rPr>
+          <w:rFonts w:cs="Tahoma" w:ascii="Tahoma" w:hAnsi="Tahoma"/>
           <w:rtl/>
         </w:rPr>
         <w:t xml:space="preserve"> </w:t>
       </w:r>
       <w:r>
         <w:rPr>
+          <w:rFonts w:cs="Tahoma" w:ascii="Tahoma" w:hAnsi="Tahoma"/>
           <w:rtl/>
         </w:rPr>
         <w:t xml:space="preserve">دارد. باید باور کند، از موانع ذهنی رها شود، مجهز شود، حرفه‌ای شود، الگو ببیند، پشتیبان داشته باشد و جای خودش را در حرکت جمعی پیدا کند.</w:t>
@@ -525,9 +608,11 @@
     <w:p>
       <w:pPr>
         <w:bidi/>
-      </w:pPr>
-      <w:r>
-        <w:rPr>
+        <w:jc w:val="both"/>
+      </w:pPr>
+      <w:r>
+        <w:rPr>
+          <w:rFonts w:cs="Tahoma" w:ascii="Tahoma" w:hAnsi="Tahoma"/>
           <w:rtl/>
           <w:bCs/>
           <w:b/>
@@ -536,12 +621,14 @@
       </w:r>
       <w:r>
         <w:rPr>
+          <w:rFonts w:cs="Tahoma" w:ascii="Tahoma" w:hAnsi="Tahoma"/>
           <w:rtl/>
         </w:rPr>
         <w:t xml:space="preserve"> </w:t>
       </w:r>
       <w:r>
         <w:rPr>
+          <w:rFonts w:cs="Tahoma" w:ascii="Tahoma" w:hAnsi="Tahoma"/>
           <w:rtl/>
         </w:rPr>
         <w:t xml:space="preserve">برای همین هفت نیاز ساخته شده است: هفت قدم که هر قدمش یکی از این نیازها را برطرف می‌کند.</w:t>
@@ -550,9 +637,11 @@
     <w:p>
       <w:pPr>
         <w:bidi/>
-      </w:pPr>
-      <w:r>
-        <w:rPr>
+        <w:jc w:val="both"/>
+      </w:pPr>
+      <w:r>
+        <w:rPr>
+          <w:rFonts w:cs="Tahoma" w:ascii="Tahoma" w:hAnsi="Tahoma"/>
           <w:rtl/>
         </w:rPr>
         <w:t xml:space="preserve">اما یک چیز را همین اول روشن کنیم: این هفت قدم قرار نیست کار ساده را پیچیده کند. جهاد تبیین به سادگی همان عکس است و ساده هم می‌ماند. هر قدم فقط دست ما را پُرتر می‌کند و همان کار ساده را قوی‌تر، ماندگارتر و بزرگ‌تر. کسی که فقط قدم اول را بردارد هم می‌تواند از همین امروز شروع کند؛ بقیهٔ راه برای این است که کارش بیشتر اثر کند.</w:t>
@@ -561,16 +650,26 @@
     <w:p>
       <w:pPr>
         <w:bidi/>
-      </w:pPr>
-      <w:r>
-        <w:rPr>
+        <w:jc w:val="both"/>
+      </w:pPr>
+      <w:r>
+        <w:rPr>
+          <w:rFonts w:cs="Tahoma" w:ascii="Tahoma" w:hAnsi="Tahoma"/>
           <w:rtl/>
         </w:rPr>
         <w:t xml:space="preserve">حالا قدم‌به‌قدم برویم.</w:t>
       </w:r>
     </w:p>
     <w:p>
-      <w:r>
+      <w:pPr>
+        <w:bidi/>
+        <w:jc w:val="both"/>
+      </w:pPr>
+      <w:r>
+        <w:rPr>
+          <w:rFonts w:cs="Tahoma" w:ascii="Tahoma" w:hAnsi="Tahoma"/>
+          <w:rtl/>
+        </w:rPr>
         <w:pict>
           <v:rect style="width:0;height:1.5pt" o:hralign="center" o:hrstd="t" o:hr="t"/>
         </w:pict>
@@ -582,9 +681,11 @@
       <w:pPr>
         <w:pStyle w:val="Heading3"/>
         <w:bidi/>
-      </w:pPr>
-      <w:r>
-        <w:rPr>
+        <w:jc w:val="right"/>
+      </w:pPr>
+      <w:r>
+        <w:rPr>
+          <w:rFonts w:cs="Tahoma" w:ascii="Tahoma" w:hAnsi="Tahoma"/>
           <w:rtl/>
         </w:rPr>
         <w:t xml:space="preserve">حرف نو در هفت قدم</w:t>
@@ -593,9 +694,11 @@
     <w:p>
       <w:pPr>
         <w:bidi/>
-      </w:pPr>
-      <w:r>
-        <w:rPr>
+        <w:jc w:val="right"/>
+      </w:pPr>
+      <w:r>
+        <w:rPr>
+          <w:rFonts w:cs="Tahoma" w:ascii="Tahoma" w:hAnsi="Tahoma"/>
           <w:rtl/>
           <w:bCs/>
           <w:b/>
@@ -604,24 +707,28 @@
       </w:r>
       <w:r>
         <w:rPr>
-          <w:rtl/>
-        </w:rPr>
-        <w:t xml:space="preserve"> </w:t>
-      </w:r>
-      <w:r>
-        <w:rPr>
+          <w:rFonts w:cs="Tahoma" w:ascii="Tahoma" w:hAnsi="Tahoma"/>
+          <w:rtl/>
+        </w:rPr>
+        <w:br/>
+      </w:r>
+      <w:r>
+        <w:rPr>
+          <w:rFonts w:cs="Tahoma" w:ascii="Tahoma" w:hAnsi="Tahoma"/>
           <w:rtl/>
         </w:rPr>
         <w:t xml:space="preserve">همه‌چیز از یک پرسش شروع می‌شود: این کار واقعاً به من ربط دارد؟</w:t>
       </w:r>
       <w:r>
         <w:rPr>
-          <w:rtl/>
-        </w:rPr>
-        <w:t xml:space="preserve"> </w:t>
-      </w:r>
-      <w:r>
-        <w:rPr>
+          <w:rFonts w:cs="Tahoma" w:ascii="Tahoma" w:hAnsi="Tahoma"/>
+          <w:rtl/>
+        </w:rPr>
+        <w:br/>
+      </w:r>
+      <w:r>
+        <w:rPr>
+          <w:rFonts w:cs="Tahoma" w:ascii="Tahoma" w:hAnsi="Tahoma"/>
           <w:rtl/>
         </w:rPr>
         <w:t xml:space="preserve">پاسخ را اینجا با دلیل می‌بینیم: از زبان امام شهید (رضوان‌الله‌علیه)، از صد دلیل مستند، و از اسناد اندیشکده‌ها و رسانه‌های غربی.</w:t>
@@ -630,9 +737,11 @@
     <w:p>
       <w:pPr>
         <w:bidi/>
-      </w:pPr>
-      <w:r>
-        <w:rPr>
+        <w:jc w:val="right"/>
+      </w:pPr>
+      <w:r>
+        <w:rPr>
+          <w:rFonts w:cs="Tahoma" w:ascii="Tahoma" w:hAnsi="Tahoma"/>
           <w:rtl/>
           <w:bCs/>
           <w:b/>
@@ -641,36 +750,42 @@
       </w:r>
       <w:r>
         <w:rPr>
-          <w:rtl/>
-        </w:rPr>
-        <w:t xml:space="preserve"> </w:t>
-      </w:r>
-      <w:r>
-        <w:rPr>
+          <w:rFonts w:cs="Tahoma" w:ascii="Tahoma" w:hAnsi="Tahoma"/>
+          <w:rtl/>
+        </w:rPr>
+        <w:br/>
+      </w:r>
+      <w:r>
+        <w:rPr>
+          <w:rFonts w:cs="Tahoma" w:ascii="Tahoma" w:hAnsi="Tahoma"/>
           <w:rtl/>
         </w:rPr>
         <w:t xml:space="preserve">«از من برنمی‌آید.» «فایده ندارد.» «کار من نیست.»</w:t>
       </w:r>
       <w:r>
         <w:rPr>
-          <w:rtl/>
-        </w:rPr>
-        <w:t xml:space="preserve"> </w:t>
-      </w:r>
-      <w:r>
-        <w:rPr>
+          <w:rFonts w:cs="Tahoma" w:ascii="Tahoma" w:hAnsi="Tahoma"/>
+          <w:rtl/>
+        </w:rPr>
+        <w:br/>
+      </w:r>
+      <w:r>
+        <w:rPr>
+          <w:rFonts w:cs="Tahoma" w:ascii="Tahoma" w:hAnsi="Tahoma"/>
           <w:rtl/>
         </w:rPr>
         <w:t xml:space="preserve">ده ذهنیت از این جنس، خیلی‌ها را پشت خط نگه داشته است.</w:t>
       </w:r>
       <w:r>
         <w:rPr>
-          <w:rtl/>
-        </w:rPr>
-        <w:t xml:space="preserve"> </w:t>
-      </w:r>
-      <w:r>
-        <w:rPr>
+          <w:rFonts w:cs="Tahoma" w:ascii="Tahoma" w:hAnsi="Tahoma"/>
+          <w:rtl/>
+        </w:rPr>
+        <w:br/>
+      </w:r>
+      <w:r>
+        <w:rPr>
+          <w:rFonts w:cs="Tahoma" w:ascii="Tahoma" w:hAnsi="Tahoma"/>
           <w:rtl/>
         </w:rPr>
         <w:t xml:space="preserve">اینجا با هر ده‌تا روبه‌رو می‌شویم.</w:t>
@@ -679,9 +794,11 @@
     <w:p>
       <w:pPr>
         <w:bidi/>
-      </w:pPr>
-      <w:r>
-        <w:rPr>
+        <w:jc w:val="right"/>
+      </w:pPr>
+      <w:r>
+        <w:rPr>
+          <w:rFonts w:cs="Tahoma" w:ascii="Tahoma" w:hAnsi="Tahoma"/>
           <w:rtl/>
           <w:bCs/>
           <w:b/>
@@ -690,36 +807,42 @@
       </w:r>
       <w:r>
         <w:rPr>
-          <w:rtl/>
-        </w:rPr>
-        <w:t xml:space="preserve"> </w:t>
-      </w:r>
-      <w:r>
-        <w:rPr>
+          <w:rFonts w:cs="Tahoma" w:ascii="Tahoma" w:hAnsi="Tahoma"/>
+          <w:rtl/>
+        </w:rPr>
+        <w:br/>
+      </w:r>
+      <w:r>
+        <w:rPr>
+          <w:rFonts w:cs="Tahoma" w:ascii="Tahoma" w:hAnsi="Tahoma"/>
           <w:rtl/>
         </w:rPr>
         <w:t xml:space="preserve">میدان را می‌شناسیم، راهبرد را می‌فهمیم و نقش خودمان را پیدا می‌کنیم.</w:t>
       </w:r>
       <w:r>
         <w:rPr>
-          <w:rtl/>
-        </w:rPr>
-        <w:t xml:space="preserve"> </w:t>
-      </w:r>
-      <w:r>
-        <w:rPr>
+          <w:rFonts w:cs="Tahoma" w:ascii="Tahoma" w:hAnsi="Tahoma"/>
+          <w:rtl/>
+        </w:rPr>
+        <w:br/>
+      </w:r>
+      <w:r>
+        <w:rPr>
+          <w:rFonts w:cs="Tahoma" w:ascii="Tahoma" w:hAnsi="Tahoma"/>
           <w:rtl/>
         </w:rPr>
         <w:t xml:space="preserve">یاد می‌گیریم چه بگوییم، به چه کسی بگوییم و محتوا را از کجا بیاوریم.</w:t>
       </w:r>
       <w:r>
         <w:rPr>
-          <w:rtl/>
-        </w:rPr>
-        <w:t xml:space="preserve"> </w:t>
-      </w:r>
-      <w:r>
-        <w:rPr>
+          <w:rFonts w:cs="Tahoma" w:ascii="Tahoma" w:hAnsi="Tahoma"/>
+          <w:rtl/>
+        </w:rPr>
+        <w:br/>
+      </w:r>
+      <w:r>
+        <w:rPr>
+          <w:rFonts w:cs="Tahoma" w:ascii="Tahoma" w:hAnsi="Tahoma"/>
           <w:rtl/>
         </w:rPr>
         <w:t xml:space="preserve">در پایان، اولین کار تبیینی خودمان را طراحی می‌کنیم.</w:t>
@@ -728,9 +851,11 @@
     <w:p>
       <w:pPr>
         <w:bidi/>
-      </w:pPr>
-      <w:r>
-        <w:rPr>
+        <w:jc w:val="right"/>
+      </w:pPr>
+      <w:r>
+        <w:rPr>
+          <w:rFonts w:cs="Tahoma" w:ascii="Tahoma" w:hAnsi="Tahoma"/>
           <w:rtl/>
           <w:bCs/>
           <w:b/>
@@ -739,36 +864,42 @@
       </w:r>
       <w:r>
         <w:rPr>
-          <w:rtl/>
-        </w:rPr>
-        <w:t xml:space="preserve"> </w:t>
-      </w:r>
-      <w:r>
-        <w:rPr>
+          <w:rFonts w:cs="Tahoma" w:ascii="Tahoma" w:hAnsi="Tahoma"/>
+          <w:rtl/>
+        </w:rPr>
+        <w:br/>
+      </w:r>
+      <w:r>
+        <w:rPr>
+          <w:rFonts w:cs="Tahoma" w:ascii="Tahoma" w:hAnsi="Tahoma"/>
           <w:rtl/>
         </w:rPr>
         <w:t xml:space="preserve">کار ماندگار، کار جمعی است.</w:t>
       </w:r>
       <w:r>
         <w:rPr>
-          <w:rtl/>
-        </w:rPr>
-        <w:t xml:space="preserve"> </w:t>
-      </w:r>
-      <w:r>
-        <w:rPr>
+          <w:rFonts w:cs="Tahoma" w:ascii="Tahoma" w:hAnsi="Tahoma"/>
+          <w:rtl/>
+        </w:rPr>
+        <w:br/>
+      </w:r>
+      <w:r>
+        <w:rPr>
+          <w:rFonts w:cs="Tahoma" w:ascii="Tahoma" w:hAnsi="Tahoma"/>
           <w:rtl/>
         </w:rPr>
         <w:t xml:space="preserve">اینجا هسته تشکیل می‌دهیم، راهبری‌اش را یاد می‌گیریم، به جبهه وصل می‌شویم و دیگران را دعوت می‌کنیم.</w:t>
       </w:r>
       <w:r>
         <w:rPr>
-          <w:rtl/>
-        </w:rPr>
-        <w:t xml:space="preserve"> </w:t>
-      </w:r>
-      <w:r>
-        <w:rPr>
+          <w:rFonts w:cs="Tahoma" w:ascii="Tahoma" w:hAnsi="Tahoma"/>
+          <w:rtl/>
+        </w:rPr>
+        <w:br/>
+      </w:r>
+      <w:r>
+        <w:rPr>
+          <w:rFonts w:cs="Tahoma" w:ascii="Tahoma" w:hAnsi="Tahoma"/>
           <w:rtl/>
         </w:rPr>
         <w:t xml:space="preserve">فناوری‌های نرم تبیین را می‌شناسیم ـ روایت، امیدبانی، مدیریت خبر، نشر خوبی‌ها ـ و ابزارهای موبایلی و هوش مصنوعی را به خدمت می‌گیریم.</w:t>
@@ -777,9 +908,11 @@
     <w:p>
       <w:pPr>
         <w:bidi/>
-      </w:pPr>
-      <w:r>
-        <w:rPr>
+        <w:jc w:val="right"/>
+      </w:pPr>
+      <w:r>
+        <w:rPr>
+          <w:rFonts w:cs="Tahoma" w:ascii="Tahoma" w:hAnsi="Tahoma"/>
           <w:rtl/>
           <w:bCs/>
           <w:b/>
@@ -788,24 +921,28 @@
       </w:r>
       <w:r>
         <w:rPr>
-          <w:rtl/>
-        </w:rPr>
-        <w:t xml:space="preserve"> </w:t>
-      </w:r>
-      <w:r>
-        <w:rPr>
+          <w:rFonts w:cs="Tahoma" w:ascii="Tahoma" w:hAnsi="Tahoma"/>
+          <w:rtl/>
+        </w:rPr>
+        <w:br/>
+      </w:r>
+      <w:r>
+        <w:rPr>
+          <w:rFonts w:cs="Tahoma" w:ascii="Tahoma" w:hAnsi="Tahoma"/>
           <w:rtl/>
         </w:rPr>
         <w:t xml:space="preserve">چهل نفر پیش از ما این راه را رفته‌اند؛ معلم، راننده، دانشجو، خانه‌دار.</w:t>
       </w:r>
       <w:r>
         <w:rPr>
-          <w:rtl/>
-        </w:rPr>
-        <w:t xml:space="preserve"> </w:t>
-      </w:r>
-      <w:r>
-        <w:rPr>
+          <w:rFonts w:cs="Tahoma" w:ascii="Tahoma" w:hAnsi="Tahoma"/>
+          <w:rtl/>
+        </w:rPr>
+        <w:br/>
+      </w:r>
+      <w:r>
+        <w:rPr>
+          <w:rFonts w:cs="Tahoma" w:ascii="Tahoma" w:hAnsi="Tahoma"/>
           <w:rtl/>
         </w:rPr>
         <w:t xml:space="preserve">اینجا تجربه‌شان را می‌شنویم: از کجا شروع کردند و چطور ادامه دادند.</w:t>
@@ -814,9 +951,11 @@
     <w:p>
       <w:pPr>
         <w:bidi/>
-      </w:pPr>
-      <w:r>
-        <w:rPr>
+        <w:jc w:val="right"/>
+      </w:pPr>
+      <w:r>
+        <w:rPr>
+          <w:rFonts w:cs="Tahoma" w:ascii="Tahoma" w:hAnsi="Tahoma"/>
           <w:rtl/>
           <w:bCs/>
           <w:b/>
@@ -825,36 +964,42 @@
       </w:r>
       <w:r>
         <w:rPr>
-          <w:rtl/>
-        </w:rPr>
-        <w:t xml:space="preserve"> </w:t>
-      </w:r>
-      <w:r>
-        <w:rPr>
+          <w:rFonts w:cs="Tahoma" w:ascii="Tahoma" w:hAnsi="Tahoma"/>
+          <w:rtl/>
+        </w:rPr>
+        <w:br/>
+      </w:r>
+      <w:r>
+        <w:rPr>
+          <w:rFonts w:cs="Tahoma" w:ascii="Tahoma" w:hAnsi="Tahoma"/>
           <w:rtl/>
         </w:rPr>
         <w:t xml:space="preserve">لازم نیست همه‌چیز را خودمان بسازیم.</w:t>
       </w:r>
       <w:r>
         <w:rPr>
-          <w:rtl/>
-        </w:rPr>
-        <w:t xml:space="preserve"> </w:t>
-      </w:r>
-      <w:r>
-        <w:rPr>
+          <w:rFonts w:cs="Tahoma" w:ascii="Tahoma" w:hAnsi="Tahoma"/>
+          <w:rtl/>
+        </w:rPr>
+        <w:br/>
+      </w:r>
+      <w:r>
+        <w:rPr>
+          <w:rFonts w:cs="Tahoma" w:ascii="Tahoma" w:hAnsi="Tahoma"/>
           <w:rtl/>
         </w:rPr>
         <w:t xml:space="preserve">هزار خدمت آماده هست ـ آموزش، محتوا، ابزار، حمایت ـ و آدم‌هایی که کارشان کمک به ماست.</w:t>
       </w:r>
       <w:r>
         <w:rPr>
-          <w:rtl/>
-        </w:rPr>
-        <w:t xml:space="preserve"> </w:t>
-      </w:r>
-      <w:r>
-        <w:rPr>
+          <w:rFonts w:cs="Tahoma" w:ascii="Tahoma" w:hAnsi="Tahoma"/>
+          <w:rtl/>
+        </w:rPr>
+        <w:br/>
+      </w:r>
+      <w:r>
+        <w:rPr>
+          <w:rFonts w:cs="Tahoma" w:ascii="Tahoma" w:hAnsi="Tahoma"/>
           <w:rtl/>
         </w:rPr>
         <w:t xml:space="preserve">اینجا می‌فهمیم چه هست و از کجا باید گرفت.</w:t>
@@ -863,9 +1008,11 @@
     <w:p>
       <w:pPr>
         <w:bidi/>
-      </w:pPr>
-      <w:r>
-        <w:rPr>
+        <w:jc w:val="right"/>
+      </w:pPr>
+      <w:r>
+        <w:rPr>
+          <w:rFonts w:cs="Tahoma" w:ascii="Tahoma" w:hAnsi="Tahoma"/>
           <w:rtl/>
           <w:bCs/>
           <w:b/>
@@ -874,12 +1021,14 @@
       </w:r>
       <w:r>
         <w:rPr>
-          <w:rtl/>
-        </w:rPr>
-        <w:t xml:space="preserve"> </w:t>
-      </w:r>
-      <w:r>
-        <w:rPr>
+          <w:rFonts w:cs="Tahoma" w:ascii="Tahoma" w:hAnsi="Tahoma"/>
+          <w:rtl/>
+        </w:rPr>
+        <w:br/>
+      </w:r>
+      <w:r>
+        <w:rPr>
+          <w:rFonts w:cs="Tahoma" w:ascii="Tahoma" w:hAnsi="Tahoma"/>
           <w:rtl/>
         </w:rPr>
         <w:t xml:space="preserve">جای خودمان را در نقشه پیدا می‌کنیم و برنامه‌مان را می‌نویسیم: مشخص، به اندازهٔ خودمان، از همین هفته.</w:t>
@@ -888,9 +1037,11 @@
     <w:p>
       <w:pPr>
         <w:bidi/>
-      </w:pPr>
-      <w:r>
-        <w:rPr>
+        <w:jc w:val="both"/>
+      </w:pPr>
+      <w:r>
+        <w:rPr>
+          <w:rFonts w:cs="Tahoma" w:ascii="Tahoma" w:hAnsi="Tahoma"/>
           <w:rtl/>
           <w:bCs/>
           <w:b/>
@@ -900,8 +1051,9 @@
     </w:p>
     <w:bookmarkEnd w:id="24"/>
     <w:bookmarkEnd w:id="25"/>
-    <w:bookmarkEnd w:id="26"/>
-    <w:sectPr/>
+    <w:sectPr>
+      <w:bidi/>
+    </w:sectPr>
   </w:body>
 </w:document>
 </file>
@@ -1034,6 +1186,16 @@
   <w:style w:default="1" w:styleId="Normal" w:type="paragraph">
     <w:name w:val="Normal"/>
     <w:qFormat/>
+    <w:pPr>
+      <w:bidi/>
+      <w:jc w:val="both"/>
+    </w:pPr>
+    <w:rPr>
+      <w:rFonts w:cs="Tahoma" w:ascii="Tahoma" w:hAnsi="Tahoma"/>
+      <w:rtl/>
+      <w:sz w:val="24"/>
+      <w:szCs w:val="24"/>
+    </w:rPr>
   </w:style>
   <w:style w:styleId="BodyText" w:type="paragraph">
     <w:name w:val="Body Text"/>
@@ -1041,14 +1203,32 @@
     <w:link w:val="BodyTextChar"/>
     <w:pPr>
       <w:spacing w:after="180" w:before="180"/>
+      <w:bidi/>
+      <w:jc w:val="both"/>
     </w:pPr>
     <w:qFormat/>
+    <w:rPr>
+      <w:rFonts w:cs="Tahoma" w:ascii="Tahoma" w:hAnsi="Tahoma"/>
+      <w:rtl/>
+      <w:sz w:val="24"/>
+      <w:szCs w:val="24"/>
+    </w:rPr>
   </w:style>
   <w:style w:customStyle="1" w:styleId="FirstParagraph" w:type="paragraph">
     <w:name w:val="First Paragraph"/>
     <w:basedOn w:val="BodyText"/>
     <w:next w:val="BodyText"/>
     <w:qFormat/>
+    <w:pPr>
+      <w:bidi/>
+      <w:jc w:val="both"/>
+    </w:pPr>
+    <w:rPr>
+      <w:rFonts w:cs="Tahoma" w:ascii="Tahoma" w:hAnsi="Tahoma"/>
+      <w:rtl/>
+      <w:sz w:val="24"/>
+      <w:szCs w:val="24"/>
+    </w:rPr>
   </w:style>
   <w:style w:customStyle="1" w:styleId="Compact" w:type="paragraph">
     <w:name w:val="Compact"/>
@@ -1056,7 +1236,13 @@
     <w:qFormat/>
     <w:pPr>
       <w:spacing w:after="36" w:before="36"/>
-    </w:pPr>
+      <w:bidi/>
+      <w:jc w:val="both"/>
+    </w:pPr>
+    <w:rPr>
+      <w:rFonts w:cs="Tahoma" w:ascii="Tahoma" w:hAnsi="Tahoma"/>
+      <w:rtl/>
+    </w:rPr>
   </w:style>
   <w:style w:styleId="Title" w:type="paragraph">
     <w:name w:val="Title"/>
@@ -1067,15 +1253,17 @@
       <w:keepNext/>
       <w:keepLines/>
       <w:spacing w:after="240" w:before="480"/>
-      <w:jc w:val="center"/>
-    </w:pPr>
-    <w:rPr>
-      <w:rFonts w:asciiTheme="majorHAnsi" w:cstheme="majorBidi" w:eastAsiaTheme="majorEastAsia" w:hAnsiTheme="majorHAnsi"/>
+      <w:jc w:val="right"/>
+      <w:bidi/>
+    </w:pPr>
+    <w:rPr>
+      <w:rFonts w:asciiTheme="majorHAnsi" w:cstheme="majorBidi" w:eastAsiaTheme="majorEastAsia" w:hAnsiTheme="majorHAnsi" w:cs="Tahoma" w:ascii="Tahoma" w:hAnsi="Tahoma"/>
       <w:b/>
       <w:bCs/>
       <w:color w:themeColor="accent1" w:themeShade="B5" w:val="345A8A"/>
       <w:sz w:val="36"/>
       <w:szCs w:val="36"/>
+      <w:rtl/>
     </w:rPr>
   </w:style>
   <w:style w:styleId="Subtitle" w:type="paragraph">
@@ -1087,11 +1275,14 @@
       <w:keepNext/>
       <w:keepLines/>
       <w:spacing w:after="240" w:before="240"/>
-      <w:jc w:val="center"/>
-    </w:pPr>
-    <w:rPr>
+      <w:jc w:val="right"/>
+      <w:bidi/>
+    </w:pPr>
+    <w:rPr>
+      <w:rFonts w:cs="Tahoma" w:ascii="Tahoma" w:hAnsi="Tahoma"/>
       <w:sz w:val="30"/>
       <w:szCs w:val="30"/>
+      <w:rtl/>
     </w:rPr>
   </w:style>
   <w:style w:customStyle="1" w:styleId="Author" w:type="paragraph">
@@ -1101,8 +1292,13 @@
     <w:pPr>
       <w:keepNext/>
       <w:keepLines/>
-      <w:jc w:val="center"/>
-    </w:pPr>
+      <w:jc w:val="right"/>
+      <w:bidi/>
+    </w:pPr>
+    <w:rPr>
+      <w:rFonts w:cs="Tahoma" w:ascii="Tahoma" w:hAnsi="Tahoma"/>
+      <w:rtl/>
+    </w:rPr>
   </w:style>
   <w:style w:styleId="Date" w:type="paragraph">
     <w:name w:val="Date"/>
@@ -1111,8 +1307,13 @@
     <w:pPr>
       <w:keepNext/>
       <w:keepLines/>
-      <w:jc w:val="center"/>
-    </w:pPr>
+      <w:jc w:val="right"/>
+      <w:bidi/>
+    </w:pPr>
+    <w:rPr>
+      <w:rFonts w:cs="Tahoma" w:ascii="Tahoma" w:hAnsi="Tahoma"/>
+      <w:rtl/>
+    </w:rPr>
   </w:style>
   <w:style w:customStyle="1" w:styleId="AbstractTitle" w:type="paragraph">
     <w:name w:val="Abstract Title"/>
@@ -1122,15 +1323,18 @@
     <w:pPr>
       <w:keepNext/>
       <w:keepLines/>
-      <w:jc w:val="center"/>
+      <w:jc w:val="right"/>
       <w:spacing w:after="0" w:before="300"/>
-    </w:pPr>
-    <w:rPr>
+      <w:bidi/>
+    </w:pPr>
+    <w:rPr>
+      <w:rFonts w:cs="Tahoma" w:ascii="Tahoma" w:hAnsi="Tahoma"/>
       <w:sz w:val="20"/>
       <w:szCs w:val="20"/>
       <w:b/>
       <w:color w:val="345A8A"/>
       &gt;
+      <w:rtl/>
     </w:rPr>
   </w:style>
   <w:style w:customStyle="1" w:styleId="Abstract" w:type="paragraph">
@@ -1142,10 +1346,14 @@
       <w:keepNext/>
       <w:keepLines/>
       <w:spacing w:after="300" w:before="100"/>
-    </w:pPr>
-    <w:rPr>
+      <w:bidi/>
+      <w:jc w:val="right"/>
+    </w:pPr>
+    <w:rPr>
+      <w:rFonts w:cs="Tahoma" w:ascii="Tahoma" w:hAnsi="Tahoma"/>
       <w:sz w:val="20"/>
       <w:szCs w:val="20"/>
+      <w:rtl/>
     </w:rPr>
   </w:style>
   <w:style w:styleId="Bibliography" w:type="paragraph">
@@ -1153,8 +1361,14 @@
     <w:basedOn w:val="Normal"/>
     <w:next w:val="Bibliography"/>
     <w:qFormat/>
-    <w:pPr/>
-    <w:rPr/>
+    <w:pPr>
+      <w:bidi/>
+      <w:jc w:val="right"/>
+    </w:pPr>
+    <w:rPr>
+      <w:rFonts w:cs="Tahoma" w:ascii="Tahoma" w:hAnsi="Tahoma"/>
+      <w:rtl/>
+    </w:rPr>
   </w:style>
   <w:style w:styleId="Heading1" w:type="paragraph">
     <w:name w:val="Heading 1"/>
@@ -1167,14 +1381,17 @@
       <w:keepLines/>
       <w:spacing w:after="0" w:before="480"/>
       <w:outlineLvl w:val="0"/>
-    </w:pPr>
-    <w:rPr>
-      <w:rFonts w:asciiTheme="majorHAnsi" w:cstheme="majorBidi" w:eastAsiaTheme="majorEastAsia" w:hAnsiTheme="majorHAnsi"/>
+      <w:bidi/>
+      <w:jc w:val="right"/>
+    </w:pPr>
+    <w:rPr>
+      <w:rFonts w:asciiTheme="majorHAnsi" w:cstheme="majorBidi" w:eastAsiaTheme="majorEastAsia" w:hAnsiTheme="majorHAnsi" w:cs="Tahoma" w:ascii="Tahoma" w:hAnsi="Tahoma"/>
       <w:b/>
       <w:bCs/>
       <w:color w:themeColor="accent1" w:val="4F81BD"/>
       <w:sz w:val="32"/>
       <w:szCs w:val="32"/>
+      <w:rtl/>
     </w:rPr>
   </w:style>
   <w:style w:styleId="Heading2" w:type="paragraph">
@@ -1189,14 +1406,17 @@
       <w:keepLines/>
       <w:spacing w:after="0" w:before="200"/>
       <w:outlineLvl w:val="1"/>
-    </w:pPr>
-    <w:rPr>
-      <w:rFonts w:asciiTheme="majorHAnsi" w:cstheme="majorBidi" w:eastAsiaTheme="majorEastAsia" w:hAnsiTheme="majorHAnsi"/>
+      <w:bidi/>
+      <w:jc w:val="right"/>
+    </w:pPr>
+    <w:rPr>
+      <w:rFonts w:asciiTheme="majorHAnsi" w:cstheme="majorBidi" w:eastAsiaTheme="majorEastAsia" w:hAnsiTheme="majorHAnsi" w:cs="Tahoma" w:ascii="Tahoma" w:hAnsi="Tahoma"/>
       <w:b/>
       <w:bCs/>
       <w:color w:themeColor="accent1" w:val="4F81BD"/>
       <w:sz w:val="28"/>
       <w:szCs w:val="28"/>
+      <w:rtl/>
     </w:rPr>
   </w:style>
   <w:style w:styleId="Heading3" w:type="paragraph">
@@ -1211,14 +1431,17 @@
       <w:keepLines/>
       <w:spacing w:after="0" w:before="200"/>
       <w:outlineLvl w:val="2"/>
-    </w:pPr>
-    <w:rPr>
-      <w:rFonts w:asciiTheme="majorHAnsi" w:cstheme="majorBidi" w:eastAsiaTheme="majorEastAsia" w:hAnsiTheme="majorHAnsi"/>
+      <w:bidi/>
+      <w:jc w:val="right"/>
+    </w:pPr>
+    <w:rPr>
+      <w:rFonts w:asciiTheme="majorHAnsi" w:cstheme="majorBidi" w:eastAsiaTheme="majorEastAsia" w:hAnsiTheme="majorHAnsi" w:cs="Tahoma" w:ascii="Tahoma" w:hAnsi="Tahoma"/>
       <w:b/>
       <w:bCs/>
       <w:color w:themeColor="accent1" w:val="4F81BD"/>
       <w:sz w:val="24"/>
       <w:szCs w:val="24"/>
+      <w:rtl/>
     </w:rPr>
   </w:style>
   <w:style w:styleId="Heading4" w:type="paragraph">
@@ -1233,14 +1456,17 @@
       <w:keepLines/>
       <w:spacing w:after="0" w:before="200"/>
       <w:outlineLvl w:val="3"/>
-    </w:pPr>
-    <w:rPr>
-      <w:rFonts w:asciiTheme="majorHAnsi" w:cstheme="majorBidi" w:eastAsiaTheme="majorEastAsia" w:hAnsiTheme="majorHAnsi"/>
+      <w:bidi/>
+      <w:jc w:val="right"/>
+    </w:pPr>
+    <w:rPr>
+      <w:rFonts w:asciiTheme="majorHAnsi" w:cstheme="majorBidi" w:eastAsiaTheme="majorEastAsia" w:hAnsiTheme="majorHAnsi" w:cs="Tahoma" w:ascii="Tahoma" w:hAnsi="Tahoma"/>
       <w:i/>
       <w:bCs/>
       <w:color w:themeColor="accent1" w:val="4F81BD"/>
       <w:sz w:val="24"/>
       <w:szCs w:val="24"/>
+      <w:rtl/>
     </w:rPr>
   </w:style>
   <w:style w:styleId="Heading5" w:type="paragraph">
@@ -1255,13 +1481,16 @@
       <w:keepLines/>
       <w:spacing w:after="0" w:before="200"/>
       <w:outlineLvl w:val="4"/>
-    </w:pPr>
-    <w:rPr>
-      <w:rFonts w:asciiTheme="majorHAnsi" w:cstheme="majorBidi" w:eastAsiaTheme="majorEastAsia" w:hAnsiTheme="majorHAnsi"/>
+      <w:bidi/>
+      <w:jc w:val="right"/>
+    </w:pPr>
+    <w:rPr>
+      <w:rFonts w:asciiTheme="majorHAnsi" w:cstheme="majorBidi" w:eastAsiaTheme="majorEastAsia" w:hAnsiTheme="majorHAnsi" w:cs="Tahoma" w:ascii="Tahoma" w:hAnsi="Tahoma"/>
       <w:iCs/>
       <w:color w:themeColor="accent1" w:val="4F81BD"/>
       <w:sz w:val="24"/>
       <w:szCs w:val="24"/>
+      <w:rtl/>
     </w:rPr>
   </w:style>
   <w:style w:styleId="Heading6" w:type="paragraph">
@@ -1276,12 +1505,15 @@
       <w:keepLines/>
       <w:spacing w:after="0" w:before="200"/>
       <w:outlineLvl w:val="5"/>
-    </w:pPr>
-    <w:rPr>
-      <w:rFonts w:asciiTheme="majorHAnsi" w:cstheme="majorBidi" w:eastAsiaTheme="majorEastAsia" w:hAnsiTheme="majorHAnsi"/>
+      <w:bidi/>
+      <w:jc w:val="right"/>
+    </w:pPr>
+    <w:rPr>
+      <w:rFonts w:asciiTheme="majorHAnsi" w:cstheme="majorBidi" w:eastAsiaTheme="majorEastAsia" w:hAnsiTheme="majorHAnsi" w:cs="Tahoma" w:ascii="Tahoma" w:hAnsi="Tahoma"/>
       <w:color w:themeColor="accent1" w:val="4F81BD"/>
       <w:sz w:val="24"/>
       <w:szCs w:val="24"/>
+      <w:rtl/>
     </w:rPr>
   </w:style>
   <w:style w:styleId="Heading7" w:type="paragraph">
@@ -1296,12 +1528,15 @@
       <w:keepLines/>
       <w:spacing w:after="0" w:before="200"/>
       <w:outlineLvl w:val="6"/>
-    </w:pPr>
-    <w:rPr>
-      <w:rFonts w:asciiTheme="majorHAnsi" w:cstheme="majorBidi" w:eastAsiaTheme="majorEastAsia" w:hAnsiTheme="majorHAnsi"/>
+      <w:bidi/>
+      <w:jc w:val="right"/>
+    </w:pPr>
+    <w:rPr>
+      <w:rFonts w:asciiTheme="majorHAnsi" w:cstheme="majorBidi" w:eastAsiaTheme="majorEastAsia" w:hAnsiTheme="majorHAnsi" w:cs="Tahoma" w:ascii="Tahoma" w:hAnsi="Tahoma"/>
       <w:color w:themeColor="accent1" w:val="4F81BD"/>
       <w:sz w:val="24"/>
       <w:szCs w:val="24"/>
+      <w:rtl/>
     </w:rPr>
   </w:style>
   <w:style w:styleId="Heading8" w:type="paragraph">
@@ -1316,12 +1551,15 @@
       <w:keepLines/>
       <w:spacing w:after="0" w:before="200"/>
       <w:outlineLvl w:val="7"/>
-    </w:pPr>
-    <w:rPr>
-      <w:rFonts w:asciiTheme="majorHAnsi" w:cstheme="majorBidi" w:eastAsiaTheme="majorEastAsia" w:hAnsiTheme="majorHAnsi"/>
+      <w:bidi/>
+      <w:jc w:val="right"/>
+    </w:pPr>
+    <w:rPr>
+      <w:rFonts w:asciiTheme="majorHAnsi" w:cstheme="majorBidi" w:eastAsiaTheme="majorEastAsia" w:hAnsiTheme="majorHAnsi" w:cs="Tahoma" w:ascii="Tahoma" w:hAnsi="Tahoma"/>
       <w:color w:themeColor="accent1" w:val="4F81BD"/>
       <w:sz w:val="24"/>
       <w:szCs w:val="24"/>
+      <w:rtl/>
     </w:rPr>
   </w:style>
   <w:style w:styleId="Heading9" w:type="paragraph">
@@ -1336,12 +1574,15 @@
       <w:keepLines/>
       <w:spacing w:after="0" w:before="200"/>
       <w:outlineLvl w:val="8"/>
-    </w:pPr>
-    <w:rPr>
-      <w:rFonts w:asciiTheme="majorHAnsi" w:cstheme="majorBidi" w:eastAsiaTheme="majorEastAsia" w:hAnsiTheme="majorHAnsi"/>
+      <w:bidi/>
+      <w:jc w:val="right"/>
+    </w:pPr>
+    <w:rPr>
+      <w:rFonts w:asciiTheme="majorHAnsi" w:cstheme="majorBidi" w:eastAsiaTheme="majorEastAsia" w:hAnsiTheme="majorHAnsi" w:cs="Tahoma" w:ascii="Tahoma" w:hAnsi="Tahoma"/>
       <w:color w:themeColor="accent1" w:val="4F81BD"/>
       <w:sz w:val="24"/>
       <w:szCs w:val="24"/>
+      <w:rtl/>
     </w:rPr>
   </w:style>
   <w:style w:styleId="BlockText" w:type="paragraph">
@@ -1354,7 +1595,13 @@
     <w:pPr>
       <w:spacing w:after="100" w:before="100"/>
       <w:ind w:firstLine="0" w:left="480" w:right="480"/>
-    </w:pPr>
+      <w:bidi/>
+      <w:jc w:val="right"/>
+    </w:pPr>
+    <w:rPr>
+      <w:rFonts w:cs="Tahoma" w:ascii="Tahoma" w:hAnsi="Tahoma"/>
+      <w:rtl/>
+    </w:rPr>
   </w:style>
   <w:style w:styleId="FootnoteText" w:type="paragraph">
     <w:name w:val="Footnote Text"/>
@@ -1363,11 +1610,27 @@
     <w:uiPriority w:val="9"/>
     <w:unhideWhenUsed/>
     <w:qFormat/>
+    <w:pPr>
+      <w:bidi/>
+      <w:jc w:val="right"/>
+    </w:pPr>
+    <w:rPr>
+      <w:rFonts w:cs="Tahoma" w:ascii="Tahoma" w:hAnsi="Tahoma"/>
+      <w:rtl/>
+    </w:rPr>
   </w:style>
   <w:style w:default="1" w:styleId="DefaultParagraphFont" w:type="character">
     <w:name w:val="Default Paragraph Font"/>
     <w:semiHidden/>
     <w:unhideWhenUsed/>
+    <w:pPr>
+      <w:bidi/>
+      <w:jc w:val="right"/>
+    </w:pPr>
+    <w:rPr>
+      <w:rFonts w:cs="Tahoma" w:ascii="Tahoma" w:hAnsi="Tahoma"/>
+      <w:rtl/>
+    </w:rPr>
   </w:style>
   <w:style w:default="1" w:styleId="Table" w:type="table">
     <w:name w:val="Table"/>
@@ -1399,6 +1662,14 @@
         </w:tcBorders>
       </w:tcPr>
     </w:tblStylePr>
+    <w:pPr>
+      <w:bidi/>
+      <w:jc w:val="right"/>
+    </w:pPr>
+    <w:rPr>
+      <w:rFonts w:cs="Tahoma" w:ascii="Tahoma" w:hAnsi="Tahoma"/>
+      <w:rtl/>
+    </w:rPr>
   </w:style>
   <w:style w:customStyle="1" w:styleId="DefinitionTerm" w:type="paragraph">
     <w:name w:val="Definition Term"/>
@@ -1408,14 +1679,26 @@
       <w:keepNext/>
       <w:keepLines/>
       <w:spacing w:after="0"/>
-    </w:pPr>
-    <w:rPr>
+      <w:bidi/>
+      <w:jc w:val="right"/>
+    </w:pPr>
+    <w:rPr>
+      <w:rFonts w:cs="Tahoma" w:ascii="Tahoma" w:hAnsi="Tahoma"/>
       <w:b/>
+      <w:rtl/>
     </w:rPr>
   </w:style>
   <w:style w:customStyle="1" w:styleId="Definition" w:type="paragraph">
     <w:name w:val="Definition"/>
     <w:basedOn w:val="Normal"/>
+    <w:pPr>
+      <w:bidi/>
+      <w:jc w:val="right"/>
+    </w:pPr>
+    <w:rPr>
+      <w:rFonts w:cs="Tahoma" w:ascii="Tahoma" w:hAnsi="Tahoma"/>
+      <w:rtl/>
+    </w:rPr>
   </w:style>
   <w:style w:styleId="Caption" w:type="paragraph">
     <w:name w:val="Caption"/>
@@ -1423,9 +1706,13 @@
     <w:link w:val="BodyTextChar"/>
     <w:pPr>
       <w:spacing w:after="120" w:before="0"/>
-    </w:pPr>
-    <w:rPr>
+      <w:bidi/>
+      <w:jc w:val="right"/>
+    </w:pPr>
+    <w:rPr>
+      <w:rFonts w:cs="Tahoma" w:ascii="Tahoma" w:hAnsi="Tahoma"/>
       <w:i/>
+      <w:rtl/>
     </w:rPr>
   </w:style>
   <w:style w:customStyle="1" w:styleId="TableCaption" w:type="paragraph">
@@ -1433,53 +1720,114 @@
     <w:basedOn w:val="Caption"/>
     <w:pPr>
       <w:keepNext/>
-    </w:pPr>
+      <w:bidi/>
+      <w:jc w:val="right"/>
+    </w:pPr>
+    <w:rPr>
+      <w:rFonts w:cs="Tahoma" w:ascii="Tahoma" w:hAnsi="Tahoma"/>
+      <w:rtl/>
+    </w:rPr>
   </w:style>
   <w:style w:customStyle="1" w:styleId="ImageCaption" w:type="paragraph">
     <w:name w:val="Image Caption"/>
     <w:basedOn w:val="Caption"/>
+    <w:pPr>
+      <w:bidi/>
+      <w:jc w:val="right"/>
+    </w:pPr>
+    <w:rPr>
+      <w:rFonts w:cs="Tahoma" w:ascii="Tahoma" w:hAnsi="Tahoma"/>
+      <w:rtl/>
+    </w:rPr>
   </w:style>
   <w:style w:customStyle="1" w:styleId="Figure" w:type="paragraph">
     <w:name w:val="Figure"/>
     <w:basedOn w:val="Normal"/>
+    <w:pPr>
+      <w:bidi/>
+      <w:jc w:val="right"/>
+    </w:pPr>
+    <w:rPr>
+      <w:rFonts w:cs="Tahoma" w:ascii="Tahoma" w:hAnsi="Tahoma"/>
+      <w:rtl/>
+    </w:rPr>
   </w:style>
   <w:style w:customStyle="1" w:styleId="CaptionedFigure" w:type="paragraph">
     <w:name w:val="Captioned Figure"/>
     <w:basedOn w:val="Figure"/>
     <w:pPr>
       <w:keepNext/>
-    </w:pPr>
+      <w:bidi/>
+      <w:jc w:val="right"/>
+    </w:pPr>
+    <w:rPr>
+      <w:rFonts w:cs="Tahoma" w:ascii="Tahoma" w:hAnsi="Tahoma"/>
+      <w:rtl/>
+    </w:rPr>
   </w:style>
   <w:style w:customStyle="1" w:styleId="BodyTextChar" w:type="character">
     <w:name w:val="Body Text Char"/>
     <w:basedOn w:val="DefaultParagraphFont"/>
     <w:link w:val="BodyText"/>
+    <w:pPr>
+      <w:bidi/>
+      <w:jc w:val="right"/>
+    </w:pPr>
+    <w:rPr>
+      <w:rFonts w:cs="Tahoma" w:ascii="Tahoma" w:hAnsi="Tahoma"/>
+      <w:rtl/>
+    </w:rPr>
   </w:style>
   <w:style w:customStyle="1" w:styleId="VerbatimChar" w:type="character">
     <w:name w:val="Verbatim Char"/>
     <w:basedOn w:val="BodyTextChar"/>
     <w:rPr>
-      <w:rFonts w:ascii="Consolas" w:hAnsi="Consolas"/>
+      <w:rFonts w:ascii="Consolas" w:hAnsi="Tahoma" w:cs="Tahoma"/>
       <w:sz w:val="22"/>
-    </w:rPr>
+      <w:rtl/>
+    </w:rPr>
+    <w:pPr>
+      <w:bidi/>
+      <w:jc w:val="right"/>
+    </w:pPr>
   </w:style>
   <w:style w:customStyle="1" w:styleId="SectionNumber" w:type="character">
     <w:name w:val="Section Number"/>
     <w:basedOn w:val="BodyTextChar"/>
+    <w:pPr>
+      <w:bidi/>
+      <w:jc w:val="right"/>
+    </w:pPr>
+    <w:rPr>
+      <w:rFonts w:cs="Tahoma" w:ascii="Tahoma" w:hAnsi="Tahoma"/>
+      <w:rtl/>
+    </w:rPr>
   </w:style>
   <w:style w:styleId="FootnoteReference" w:type="character">
     <w:name w:val="Footnote Reference"/>
     <w:basedOn w:val="BodyTextChar"/>
     <w:rPr>
+      <w:rFonts w:cs="Tahoma" w:ascii="Tahoma" w:hAnsi="Tahoma"/>
       <w:vertAlign w:val="superscript"/>
-    </w:rPr>
+      <w:rtl/>
+    </w:rPr>
+    <w:pPr>
+      <w:bidi/>
+      <w:jc w:val="right"/>
+    </w:pPr>
   </w:style>
   <w:style w:styleId="Hyperlink" w:type="character">
     <w:name w:val="Hyperlink"/>
     <w:basedOn w:val="BodyTextChar"/>
     <w:rPr>
+      <w:rFonts w:cs="Tahoma" w:ascii="Tahoma" w:hAnsi="Tahoma"/>
       <w:color w:themeColor="accent1" w:val="4F81BD"/>
-    </w:rPr>
+      <w:rtl/>
+    </w:rPr>
+    <w:pPr>
+      <w:bidi/>
+      <w:jc w:val="right"/>
+    </w:pPr>
   </w:style>
   <w:style w:styleId="TOCHeading" w:type="paragraph">
     <w:name w:val="TOC Heading"/>
@@ -1491,12 +1839,15 @@
     <w:pPr>
       <w:spacing w:before="240" w:line="259" w:lineRule="auto"/>
       <w:outlineLvl w:val="9"/>
-    </w:pPr>
-    <w:rPr>
-      <w:rFonts w:asciiTheme="majorHAnsi" w:cstheme="majorBidi" w:eastAsiaTheme="majorEastAsia" w:hAnsiTheme="majorHAnsi"/>
+      <w:bidi/>
+      <w:jc w:val="right"/>
+    </w:pPr>
+    <w:rPr>
+      <w:rFonts w:asciiTheme="majorHAnsi" w:cstheme="majorBidi" w:eastAsiaTheme="majorEastAsia" w:hAnsiTheme="majorHAnsi" w:cs="Tahoma" w:ascii="Tahoma" w:hAnsi="Tahoma"/>
       <w:b w:val="0"/>
       <w:bCs w:val="0"/>
       <w:color w:themeColor="accent1" w:themeShade="BF" w:val="365F91"/>
+      <w:rtl/>
     </w:rPr>
   </w:style>
   <w:style w:type="paragraph" w:customStyle="1" w:styleId="SourceCode">
@@ -1505,233 +1856,428 @@
     <w:link w:val="VerbatimChar"/>
     <w:pPr>
       <w:wordWrap w:val="off"/>
-    </w:pPr>
+      <w:bidi/>
+      <w:jc w:val="right"/>
+    </w:pPr>
+    <w:rPr>
+      <w:rFonts w:cs="Tahoma" w:ascii="Tahoma" w:hAnsi="Tahoma"/>
+      <w:rtl/>
+    </w:rPr>
   </w:style>
   <w:style w:type="character" w:customStyle="1" w:styleId="KeywordTok">
     <w:name w:val="KeywordTok"/>
     <w:basedOn w:val="VerbatimChar"/>
     <w:rPr>
+      <w:rFonts w:cs="Tahoma" w:ascii="Tahoma" w:hAnsi="Tahoma"/>
       <w:color w:val="007020"/>
       <w:b/>
-    </w:rPr>
+      <w:rtl/>
+    </w:rPr>
+    <w:pPr>
+      <w:bidi/>
+      <w:jc w:val="right"/>
+    </w:pPr>
   </w:style>
   <w:style w:type="character" w:customStyle="1" w:styleId="DataTypeTok">
     <w:name w:val="DataTypeTok"/>
     <w:basedOn w:val="VerbatimChar"/>
     <w:rPr>
+      <w:rFonts w:cs="Tahoma" w:ascii="Tahoma" w:hAnsi="Tahoma"/>
       <w:color w:val="902000"/>
-    </w:rPr>
+      <w:rtl/>
+    </w:rPr>
+    <w:pPr>
+      <w:bidi/>
+      <w:jc w:val="right"/>
+    </w:pPr>
   </w:style>
   <w:style w:type="character" w:customStyle="1" w:styleId="DecValTok">
     <w:name w:val="DecValTok"/>
     <w:basedOn w:val="VerbatimChar"/>
     <w:rPr>
+      <w:rFonts w:cs="Tahoma" w:ascii="Tahoma" w:hAnsi="Tahoma"/>
       <w:color w:val="40a070"/>
-    </w:rPr>
+      <w:rtl/>
+    </w:rPr>
+    <w:pPr>
+      <w:bidi/>
+      <w:jc w:val="right"/>
+    </w:pPr>
   </w:style>
   <w:style w:type="character" w:customStyle="1" w:styleId="BaseNTok">
     <w:name w:val="BaseNTok"/>
     <w:basedOn w:val="VerbatimChar"/>
     <w:rPr>
+      <w:rFonts w:cs="Tahoma" w:ascii="Tahoma" w:hAnsi="Tahoma"/>
       <w:color w:val="40a070"/>
-    </w:rPr>
+      <w:rtl/>
+    </w:rPr>
+    <w:pPr>
+      <w:bidi/>
+      <w:jc w:val="right"/>
+    </w:pPr>
   </w:style>
   <w:style w:type="character" w:customStyle="1" w:styleId="FloatTok">
     <w:name w:val="FloatTok"/>
     <w:basedOn w:val="VerbatimChar"/>
     <w:rPr>
+      <w:rFonts w:cs="Tahoma" w:ascii="Tahoma" w:hAnsi="Tahoma"/>
       <w:color w:val="40a070"/>
-    </w:rPr>
+      <w:rtl/>
+    </w:rPr>
+    <w:pPr>
+      <w:bidi/>
+      <w:jc w:val="right"/>
+    </w:pPr>
   </w:style>
   <w:style w:type="character" w:customStyle="1" w:styleId="ConstantTok">
     <w:name w:val="ConstantTok"/>
     <w:basedOn w:val="VerbatimChar"/>
     <w:rPr>
+      <w:rFonts w:cs="Tahoma" w:ascii="Tahoma" w:hAnsi="Tahoma"/>
       <w:color w:val="880000"/>
-    </w:rPr>
+      <w:rtl/>
+    </w:rPr>
+    <w:pPr>
+      <w:bidi/>
+      <w:jc w:val="right"/>
+    </w:pPr>
   </w:style>
   <w:style w:type="character" w:customStyle="1" w:styleId="CharTok">
     <w:name w:val="CharTok"/>
     <w:basedOn w:val="VerbatimChar"/>
     <w:rPr>
+      <w:rFonts w:cs="Tahoma" w:ascii="Tahoma" w:hAnsi="Tahoma"/>
       <w:color w:val="4070a0"/>
-    </w:rPr>
+      <w:rtl/>
+    </w:rPr>
+    <w:pPr>
+      <w:bidi/>
+      <w:jc w:val="right"/>
+    </w:pPr>
   </w:style>
   <w:style w:type="character" w:customStyle="1" w:styleId="SpecialCharTok">
     <w:name w:val="SpecialCharTok"/>
     <w:basedOn w:val="VerbatimChar"/>
     <w:rPr>
+      <w:rFonts w:cs="Tahoma" w:ascii="Tahoma" w:hAnsi="Tahoma"/>
       <w:color w:val="4070a0"/>
-    </w:rPr>
+      <w:rtl/>
+    </w:rPr>
+    <w:pPr>
+      <w:bidi/>
+      <w:jc w:val="right"/>
+    </w:pPr>
   </w:style>
   <w:style w:type="character" w:customStyle="1" w:styleId="StringTok">
     <w:name w:val="StringTok"/>
     <w:basedOn w:val="VerbatimChar"/>
     <w:rPr>
+      <w:rFonts w:cs="Tahoma" w:ascii="Tahoma" w:hAnsi="Tahoma"/>
       <w:color w:val="4070a0"/>
-    </w:rPr>
+      <w:rtl/>
+    </w:rPr>
+    <w:pPr>
+      <w:bidi/>
+      <w:jc w:val="right"/>
+    </w:pPr>
   </w:style>
   <w:style w:type="character" w:customStyle="1" w:styleId="VerbatimStringTok">
     <w:name w:val="VerbatimStringTok"/>
     <w:basedOn w:val="VerbatimChar"/>
     <w:rPr>
+      <w:rFonts w:cs="Tahoma" w:ascii="Tahoma" w:hAnsi="Tahoma"/>
       <w:color w:val="4070a0"/>
-    </w:rPr>
+      <w:rtl/>
+    </w:rPr>
+    <w:pPr>
+      <w:bidi/>
+      <w:jc w:val="right"/>
+    </w:pPr>
   </w:style>
   <w:style w:type="character" w:customStyle="1" w:styleId="SpecialStringTok">
     <w:name w:val="SpecialStringTok"/>
     <w:basedOn w:val="VerbatimChar"/>
     <w:rPr>
+      <w:rFonts w:cs="Tahoma" w:ascii="Tahoma" w:hAnsi="Tahoma"/>
       <w:color w:val="bb6688"/>
-    </w:rPr>
+      <w:rtl/>
+    </w:rPr>
+    <w:pPr>
+      <w:bidi/>
+      <w:jc w:val="right"/>
+    </w:pPr>
   </w:style>
   <w:style w:type="character" w:customStyle="1" w:styleId="ImportTok">
     <w:name w:val="ImportTok"/>
     <w:basedOn w:val="VerbatimChar"/>
     <w:rPr>
+      <w:rFonts w:cs="Tahoma" w:ascii="Tahoma" w:hAnsi="Tahoma"/>
       <w:color w:val="008000"/>
       <w:b/>
-    </w:rPr>
+      <w:rtl/>
+    </w:rPr>
+    <w:pPr>
+      <w:bidi/>
+      <w:jc w:val="right"/>
+    </w:pPr>
   </w:style>
   <w:style w:type="character" w:customStyle="1" w:styleId="CommentTok">
     <w:name w:val="CommentTok"/>
     <w:basedOn w:val="VerbatimChar"/>
     <w:rPr>
+      <w:rFonts w:cs="Tahoma" w:ascii="Tahoma" w:hAnsi="Tahoma"/>
       <w:color w:val="60a0b0"/>
       <w:i/>
-    </w:rPr>
+      <w:rtl/>
+    </w:rPr>
+    <w:pPr>
+      <w:bidi/>
+      <w:jc w:val="right"/>
+    </w:pPr>
   </w:style>
   <w:style w:type="character" w:customStyle="1" w:styleId="DocumentationTok">
     <w:name w:val="DocumentationTok"/>
     <w:basedOn w:val="VerbatimChar"/>
     <w:rPr>
+      <w:rFonts w:cs="Tahoma" w:ascii="Tahoma" w:hAnsi="Tahoma"/>
       <w:color w:val="ba2121"/>
       <w:i/>
-    </w:rPr>
+      <w:rtl/>
+    </w:rPr>
+    <w:pPr>
+      <w:bidi/>
+      <w:jc w:val="right"/>
+    </w:pPr>
   </w:style>
   <w:style w:type="character" w:customStyle="1" w:styleId="AnnotationTok">
     <w:name w:val="AnnotationTok"/>
     <w:basedOn w:val="VerbatimChar"/>
     <w:rPr>
+      <w:rFonts w:cs="Tahoma" w:ascii="Tahoma" w:hAnsi="Tahoma"/>
       <w:color w:val="60a0b0"/>
       <w:b/>
       <w:i/>
-    </w:rPr>
+      <w:rtl/>
+    </w:rPr>
+    <w:pPr>
+      <w:bidi/>
+      <w:jc w:val="right"/>
+    </w:pPr>
   </w:style>
   <w:style w:type="character" w:customStyle="1" w:styleId="CommentVarTok">
     <w:name w:val="CommentVarTok"/>
     <w:basedOn w:val="VerbatimChar"/>
     <w:rPr>
+      <w:rFonts w:cs="Tahoma" w:ascii="Tahoma" w:hAnsi="Tahoma"/>
       <w:color w:val="60a0b0"/>
       <w:b/>
       <w:i/>
-    </w:rPr>
+      <w:rtl/>
+    </w:rPr>
+    <w:pPr>
+      <w:bidi/>
+      <w:jc w:val="right"/>
+    </w:pPr>
   </w:style>
   <w:style w:type="character" w:customStyle="1" w:styleId="OtherTok">
     <w:name w:val="OtherTok"/>
     <w:basedOn w:val="VerbatimChar"/>
     <w:rPr>
+      <w:rFonts w:cs="Tahoma" w:ascii="Tahoma" w:hAnsi="Tahoma"/>
       <w:color w:val="007020"/>
-    </w:rPr>
+      <w:rtl/>
+    </w:rPr>
+    <w:pPr>
+      <w:bidi/>
+      <w:jc w:val="right"/>
+    </w:pPr>
   </w:style>
   <w:style w:type="character" w:customStyle="1" w:styleId="FunctionTok">
     <w:name w:val="FunctionTok"/>
     <w:basedOn w:val="VerbatimChar"/>
     <w:rPr>
+      <w:rFonts w:cs="Tahoma" w:ascii="Tahoma" w:hAnsi="Tahoma"/>
       <w:color w:val="06287e"/>
-    </w:rPr>
+      <w:rtl/>
+    </w:rPr>
+    <w:pPr>
+      <w:bidi/>
+      <w:jc w:val="right"/>
+    </w:pPr>
   </w:style>
   <w:style w:type="character" w:customStyle="1" w:styleId="VariableTok">
     <w:name w:val="VariableTok"/>
     <w:basedOn w:val="VerbatimChar"/>
     <w:rPr>
+      <w:rFonts w:cs="Tahoma" w:ascii="Tahoma" w:hAnsi="Tahoma"/>
       <w:color w:val="19177c"/>
-    </w:rPr>
+      <w:rtl/>
+    </w:rPr>
+    <w:pPr>
+      <w:bidi/>
+      <w:jc w:val="right"/>
+    </w:pPr>
   </w:style>
   <w:style w:type="character" w:customStyle="1" w:styleId="ControlFlowTok">
     <w:name w:val="ControlFlowTok"/>
     <w:basedOn w:val="VerbatimChar"/>
     <w:rPr>
+      <w:rFonts w:cs="Tahoma" w:ascii="Tahoma" w:hAnsi="Tahoma"/>
       <w:color w:val="007020"/>
       <w:b/>
-    </w:rPr>
+      <w:rtl/>
+    </w:rPr>
+    <w:pPr>
+      <w:bidi/>
+      <w:jc w:val="right"/>
+    </w:pPr>
   </w:style>
   <w:style w:type="character" w:customStyle="1" w:styleId="OperatorTok">
     <w:name w:val="OperatorTok"/>
     <w:basedOn w:val="VerbatimChar"/>
     <w:rPr>
+      <w:rFonts w:cs="Tahoma" w:ascii="Tahoma" w:hAnsi="Tahoma"/>
       <w:color w:val="666666"/>
-    </w:rPr>
+      <w:rtl/>
+    </w:rPr>
+    <w:pPr>
+      <w:bidi/>
+      <w:jc w:val="right"/>
+    </w:pPr>
   </w:style>
   <w:style w:type="character" w:customStyle="1" w:styleId="BuiltInTok">
     <w:name w:val="BuiltInTok"/>
     <w:basedOn w:val="VerbatimChar"/>
     <w:rPr>
+      <w:rFonts w:cs="Tahoma" w:ascii="Tahoma" w:hAnsi="Tahoma"/>
       <w:color w:val="008000"/>
-    </w:rPr>
+      <w:rtl/>
+    </w:rPr>
+    <w:pPr>
+      <w:bidi/>
+      <w:jc w:val="right"/>
+    </w:pPr>
   </w:style>
   <w:style w:type="character" w:customStyle="1" w:styleId="ExtensionTok">
     <w:name w:val="ExtensionTok"/>
     <w:basedOn w:val="VerbatimChar"/>
-    <w:rPr/>
+    <w:rPr>
+      <w:rFonts w:cs="Tahoma" w:ascii="Tahoma" w:hAnsi="Tahoma"/>
+      <w:rtl/>
+    </w:rPr>
+    <w:pPr>
+      <w:bidi/>
+      <w:jc w:val="right"/>
+    </w:pPr>
   </w:style>
   <w:style w:type="character" w:customStyle="1" w:styleId="PreprocessorTok">
     <w:name w:val="PreprocessorTok"/>
     <w:basedOn w:val="VerbatimChar"/>
     <w:rPr>
+      <w:rFonts w:cs="Tahoma" w:ascii="Tahoma" w:hAnsi="Tahoma"/>
       <w:color w:val="bc7a00"/>
-    </w:rPr>
+      <w:rtl/>
+    </w:rPr>
+    <w:pPr>
+      <w:bidi/>
+      <w:jc w:val="right"/>
+    </w:pPr>
   </w:style>
   <w:style w:type="character" w:customStyle="1" w:styleId="AttributeTok">
     <w:name w:val="AttributeTok"/>
     <w:basedOn w:val="VerbatimChar"/>
     <w:rPr>
+      <w:rFonts w:cs="Tahoma" w:ascii="Tahoma" w:hAnsi="Tahoma"/>
       <w:color w:val="7d9029"/>
-    </w:rPr>
+      <w:rtl/>
+    </w:rPr>
+    <w:pPr>
+      <w:bidi/>
+      <w:jc w:val="right"/>
+    </w:pPr>
   </w:style>
   <w:style w:type="character" w:customStyle="1" w:styleId="RegionMarkerTok">
     <w:name w:val="RegionMarkerTok"/>
     <w:basedOn w:val="VerbatimChar"/>
-    <w:rPr/>
+    <w:rPr>
+      <w:rFonts w:cs="Tahoma" w:ascii="Tahoma" w:hAnsi="Tahoma"/>
+      <w:rtl/>
+    </w:rPr>
+    <w:pPr>
+      <w:bidi/>
+      <w:jc w:val="right"/>
+    </w:pPr>
   </w:style>
   <w:style w:type="character" w:customStyle="1" w:styleId="InformationTok">
     <w:name w:val="InformationTok"/>
     <w:basedOn w:val="VerbatimChar"/>
     <w:rPr>
+      <w:rFonts w:cs="Tahoma" w:ascii="Tahoma" w:hAnsi="Tahoma"/>
       <w:color w:val="60a0b0"/>
       <w:b/>
       <w:i/>
-    </w:rPr>
+      <w:rtl/>
+    </w:rPr>
+    <w:pPr>
+      <w:bidi/>
+      <w:jc w:val="right"/>
+    </w:pPr>
   </w:style>
   <w:style w:type="character" w:customStyle="1" w:styleId="WarningTok">
     <w:name w:val="WarningTok"/>
     <w:basedOn w:val="VerbatimChar"/>
     <w:rPr>
+      <w:rFonts w:cs="Tahoma" w:ascii="Tahoma" w:hAnsi="Tahoma"/>
       <w:color w:val="60a0b0"/>
       <w:b/>
       <w:i/>
-    </w:rPr>
+      <w:rtl/>
+    </w:rPr>
+    <w:pPr>
+      <w:bidi/>
+      <w:jc w:val="right"/>
+    </w:pPr>
   </w:style>
   <w:style w:type="character" w:customStyle="1" w:styleId="AlertTok">
     <w:name w:val="AlertTok"/>
     <w:basedOn w:val="VerbatimChar"/>
     <w:rPr>
+      <w:rFonts w:cs="Tahoma" w:ascii="Tahoma" w:hAnsi="Tahoma"/>
       <w:color w:val="ff0000"/>
       <w:b/>
-    </w:rPr>
+      <w:rtl/>
+    </w:rPr>
+    <w:pPr>
+      <w:bidi/>
+      <w:jc w:val="right"/>
+    </w:pPr>
   </w:style>
   <w:style w:type="character" w:customStyle="1" w:styleId="ErrorTok">
     <w:name w:val="ErrorTok"/>
     <w:basedOn w:val="VerbatimChar"/>
     <w:rPr>
+      <w:rFonts w:cs="Tahoma" w:ascii="Tahoma" w:hAnsi="Tahoma"/>
       <w:color w:val="ff0000"/>
       <w:b/>
-    </w:rPr>
+      <w:rtl/>
+    </w:rPr>
+    <w:pPr>
+      <w:bidi/>
+      <w:jc w:val="right"/>
+    </w:pPr>
   </w:style>
   <w:style w:type="character" w:customStyle="1" w:styleId="NormalTok">
     <w:name w:val="NormalTok"/>
     <w:basedOn w:val="VerbatimChar"/>
-    <w:rPr/>
+    <w:rPr>
+      <w:rFonts w:cs="Tahoma" w:ascii="Tahoma" w:hAnsi="Tahoma"/>
+      <w:rtl/>
+    </w:rPr>
+    <w:pPr>
+      <w:bidi/>
+      <w:jc w:val="right"/>
+    </w:pPr>
   </w:style>
 </w:styles>
 </file>
